--- a/static/templates-se2026/bapp_termin2_pcl_se2026.docx
+++ b/static/templates-se2026/bapp_termin2_pcl_se2026.docx
@@ -1040,7 +1040,10 @@
                 <w:szCs w:val="24"/>
                 <w:rtl w:val="0"/>
               </w:rPr>
-              <w:t xml:space="preserve">PIHAK KEDUA,</w:t>
+              <w:t>PIHAK KEDUA,</w:t>
+              <w:br/>
+              <w:br/>
+              <w:t>${nama_petugas}</w:t>
             </w:r>
             <w:r>
               <w:rPr>
@@ -1081,7 +1084,6 @@
                 <w:szCs w:val="24"/>
                 <w:rtl w:val="0"/>
               </w:rPr>
-              <w:t xml:space="preserve">(.........................................)</w:t>
             </w:r>
             <w:r>
               <w:rPr>
@@ -1117,7 +1119,10 @@
                 <w:szCs w:val="24"/>
                 <w:rtl w:val="0"/>
               </w:rPr>
-              <w:t xml:space="preserve">PIHAK PERTAMA,</w:t>
+              <w:t>PIHAK PERTAMA,</w:t>
+              <w:br/>
+              <w:br/>
+              <w:t>${nama_ketua_tim}</w:t>
             </w:r>
             <w:r>
               <w:rPr>
@@ -1158,7 +1163,6 @@
                 <w:szCs w:val="24"/>
                 <w:rtl w:val="0"/>
               </w:rPr>
-              <w:t xml:space="preserve">(.........................................)</w:t>
             </w:r>
             <w:r>
               <w:rPr>
@@ -2837,6 +2841,13 @@
               <w:rPr>
                 <w:rtl w:val="0"/>
               </w:rPr>
+              <w:br/>
+              <w:br/>
+              <w:t>PIHAK KEDUA,</w:t>
+              <w:br/>
+              <w:br/>
+              <w:br/>
+              <w:t>${nama_petugas}</w:t>
             </w:r>
           </w:p>
           <w:p>
@@ -2874,7 +2885,6 @@
                 <w:szCs w:val="24"/>
                 <w:rtl w:val="0"/>
               </w:rPr>
-              <w:t xml:space="preserve">PIHAK KEDUA,</w:t>
             </w:r>
           </w:p>
           <w:p>
@@ -2928,7 +2938,6 @@
                 <w:szCs w:val="24"/>
                 <w:rtl w:val="0"/>
               </w:rPr>
-              <w:t xml:space="preserve">(.........................................)</w:t>
             </w:r>
           </w:p>
         </w:tc>
@@ -2956,6 +2965,13 @@
               <w:rPr>
                 <w:rtl w:val="0"/>
               </w:rPr>
+              <w:br/>
+              <w:br/>
+              <w:t>PIHAK PERTAMA,</w:t>
+              <w:br/>
+              <w:br/>
+              <w:br/>
+              <w:t>${nama_ketua_tim}</w:t>
             </w:r>
           </w:p>
           <w:p>
@@ -2993,7 +3009,6 @@
                 <w:szCs w:val="24"/>
                 <w:rtl w:val="0"/>
               </w:rPr>
-              <w:t xml:space="preserve">PIHAK PERTAMA,</w:t>
             </w:r>
           </w:p>
           <w:p>
@@ -3047,7 +3062,6 @@
                 <w:szCs w:val="24"/>
                 <w:rtl w:val="0"/>
               </w:rPr>
-              <w:t xml:space="preserve">(.........................................)</w:t>
             </w:r>
           </w:p>
         </w:tc>
@@ -3224,7 +3238,7 @@
           <w:szCs w:val="24"/>
           <w:rtl w:val="0"/>
         </w:rPr>
-        <w:t xml:space="preserve">(.........................................)</w:t>
+        <w:t>${nama_ppk}</w:t>
       </w:r>
     </w:p>
     <w:p>
@@ -5601,7 +5615,7 @@
           <w:szCs w:val="24"/>
           <w:rtl w:val="0"/>
         </w:rPr>
-        <w:t xml:space="preserve">(.........................................)</w:t>
+        <w:t>${nama_ppk}</w:t>
       </w:r>
     </w:p>
     <w:p>

--- a/static/templates-se2026/bapp_termin2_pcl_se2026.docx
+++ b/static/templates-se2026/bapp_termin2_pcl_se2026.docx
@@ -114,12 +114,28 @@
       <w:r>
         <w:rPr>
           <w:rFonts w:ascii="Bookman Old Style" w:cs="Bookman Old Style" w:eastAsia="Bookman Old Style" w:hAnsi="Bookman Old Style"/>
+          <w:sz w:val="24"/>
+          <w:szCs w:val="24"/>
+          <w:rtl w:val="0"/>
+        </w:rPr>
+        <w:t>Nomor: ${nomor}</w:t>
+      </w:r>
+      <w:r>
+        <w:rPr>
+          <w:rFonts w:ascii="Bookman Old Style" w:cs="Bookman Old Style" w:eastAsia="Bookman Old Style" w:hAnsi="Bookman Old Style"/>
+          <w:sz w:val="24"/>
+          <w:szCs w:val="24"/>
+          <w:rtl w:val="0"/>
+        </w:rPr>
+      </w:r>
+      <w:r>
+        <w:rPr>
+          <w:rFonts w:ascii="Bookman Old Style" w:cs="Bookman Old Style" w:eastAsia="Bookman Old Style" w:hAnsi="Bookman Old Style"/>
           <w:color w:val="000000"/>
           <w:sz w:val="24"/>
           <w:szCs w:val="24"/>
           <w:rtl w:val="0"/>
         </w:rPr>
-        <w:t>Nomor: ${nomor}</w:t>
       </w:r>
       <w:r>
         <w:rPr>
@@ -140,23 +156,6 @@
       </w:r>
       <w:r>
         <w:rPr>
-          <w:rFonts w:ascii="Bookman Old Style" w:cs="Bookman Old Style" w:eastAsia="Bookman Old Style" w:hAnsi="Bookman Old Style"/>
-          <w:sz w:val="24"/>
-          <w:szCs w:val="24"/>
-          <w:rtl w:val="0"/>
-        </w:rPr>
-      </w:r>
-      <w:r>
-        <w:rPr>
-          <w:rFonts w:ascii="Bookman Old Style" w:cs="Bookman Old Style" w:eastAsia="Bookman Old Style" w:hAnsi="Bookman Old Style"/>
-          <w:color w:val="000000"/>
-          <w:sz w:val="24"/>
-          <w:szCs w:val="24"/>
-          <w:rtl w:val="0"/>
-        </w:rPr>
-      </w:r>
-      <w:r>
-        <w:rPr>
           <w:rtl w:val="0"/>
         </w:rPr>
       </w:r>
@@ -189,7 +188,6 @@
       <w:r>
         <w:rPr>
           <w:rFonts w:ascii="Bookman Old Style" w:cs="Bookman Old Style" w:eastAsia="Bookman Old Style" w:hAnsi="Bookman Old Style"/>
-          <w:color w:val="000000"/>
           <w:sz w:val="24"/>
           <w:szCs w:val="24"/>
           <w:rtl w:val="0"/>
@@ -400,7 +398,7 @@
         </w:rPr>
         <w:t xml:space="preserve">Jabatan </w:t>
         <w:tab/>
-        <w:t>: PPK BPS Kabupaten Dompu, selanjutnya disebut sebagai PIHAK PERTAMA.</w:t>
+        <w:t xml:space="preserve">: PPK BPS Kabupaten Dompu, selanjutnya disebut sebagai </w:t>
       </w:r>
       <w:r>
         <w:rPr>
@@ -411,14 +409,16 @@
           <w:szCs w:val="24"/>
           <w:rtl w:val="0"/>
         </w:rPr>
-      </w:r>
-      <w:r>
-        <w:rPr>
-          <w:rFonts w:ascii="Bookman Old Style" w:cs="Bookman Old Style" w:eastAsia="Bookman Old Style" w:hAnsi="Bookman Old Style"/>
-          <w:sz w:val="24"/>
-          <w:szCs w:val="24"/>
-          <w:rtl w:val="0"/>
-        </w:rPr>
+        <w:t xml:space="preserve">PIHAK PERTAMA</w:t>
+      </w:r>
+      <w:r>
+        <w:rPr>
+          <w:rFonts w:ascii="Bookman Old Style" w:cs="Bookman Old Style" w:eastAsia="Bookman Old Style" w:hAnsi="Bookman Old Style"/>
+          <w:sz w:val="24"/>
+          <w:szCs w:val="24"/>
+          <w:rtl w:val="0"/>
+        </w:rPr>
+        <w:t xml:space="preserve">.</w:t>
       </w:r>
     </w:p>
     <w:p>
@@ -625,7 +625,43 @@
           <w:szCs w:val="24"/>
           <w:rtl w:val="0"/>
         </w:rPr>
-        <w:t>PIHAK KEDUA telah melaksanakan pekerjaan Pendataan Lapangan  Sensus Ekonomi 2026 pada Badan Pusat Statistik Kabupaten Dompu berdasarkan Perjanjian Kerja Nomor: ${nomor_spk}, sesuai dengan target pekerjaan termin II yang ditetapkan sebesar ${target_sls} SLS/Sub-SLS dan/atau usaha besar.</w:t>
+        <w:t xml:space="preserve">PIHAK KEDUA</w:t>
+      </w:r>
+      <w:r>
+        <w:rPr>
+          <w:rFonts w:ascii="Bookman Old Style" w:cs="Bookman Old Style" w:eastAsia="Bookman Old Style" w:hAnsi="Bookman Old Style"/>
+          <w:sz w:val="24"/>
+          <w:szCs w:val="24"/>
+          <w:rtl w:val="0"/>
+        </w:rPr>
+        <w:t xml:space="preserve"> telah melaksanakan pekerjaan Pendataan Lapangan  Sensus Ekonomi 2026 pada Badan Pusat Statistik Kabupaten Dompu berdasarkan Perjanjian Kerja Nomor: ${nomor_spk}, sesuai dengan target pekerjaan termin </w:t>
+      </w:r>
+      <w:r>
+        <w:rPr>
+          <w:rFonts w:ascii="Bookman Old Style" w:cs="Bookman Old Style" w:eastAsia="Bookman Old Style" w:hAnsi="Bookman Old Style"/>
+          <w:sz w:val="24"/>
+          <w:szCs w:val="24"/>
+          <w:rtl w:val="0"/>
+        </w:rPr>
+        <w:t xml:space="preserve">I</w:t>
+      </w:r>
+      <w:r>
+        <w:rPr>
+          <w:rFonts w:ascii="Bookman Old Style" w:cs="Bookman Old Style" w:eastAsia="Bookman Old Style" w:hAnsi="Bookman Old Style"/>
+          <w:sz w:val="24"/>
+          <w:szCs w:val="24"/>
+          <w:rtl w:val="0"/>
+        </w:rPr>
+        <w:t>I yang ditetapkan sebesar ${target_sls} SLS/Sub-SLS dan/atau usaha besar</w:t>
+      </w:r>
+      <w:r>
+        <w:rPr>
+          <w:rFonts w:ascii="Bookman Old Style" w:cs="Bookman Old Style" w:eastAsia="Bookman Old Style" w:hAnsi="Bookman Old Style"/>
+          <w:color w:val="ff0000"/>
+          <w:sz w:val="24"/>
+          <w:szCs w:val="24"/>
+          <w:rtl w:val="0"/>
+        </w:rPr>
       </w:r>
       <w:r>
         <w:rPr>
@@ -635,41 +671,7 @@
           <w:szCs w:val="24"/>
           <w:rtl w:val="0"/>
         </w:rPr>
-      </w:r>
-      <w:r>
-        <w:rPr>
-          <w:rFonts w:ascii="Bookman Old Style" w:cs="Bookman Old Style" w:eastAsia="Bookman Old Style" w:hAnsi="Bookman Old Style"/>
-          <w:sz w:val="24"/>
-          <w:szCs w:val="24"/>
-          <w:rtl w:val="0"/>
-        </w:rPr>
-      </w:r>
-      <w:r>
-        <w:rPr>
-          <w:rFonts w:ascii="Bookman Old Style" w:cs="Bookman Old Style" w:eastAsia="Bookman Old Style" w:hAnsi="Bookman Old Style"/>
-          <w:color w:val="000000"/>
-          <w:sz w:val="24"/>
-          <w:szCs w:val="24"/>
-          <w:rtl w:val="0"/>
-        </w:rPr>
-      </w:r>
-      <w:r>
-        <w:rPr>
-          <w:rFonts w:ascii="Bookman Old Style" w:cs="Bookman Old Style" w:eastAsia="Bookman Old Style" w:hAnsi="Bookman Old Style"/>
-          <w:color w:val="ff0000"/>
-          <w:sz w:val="24"/>
-          <w:szCs w:val="24"/>
-          <w:rtl w:val="0"/>
-        </w:rPr>
-      </w:r>
-      <w:r>
-        <w:rPr>
-          <w:rFonts w:ascii="Bookman Old Style" w:cs="Bookman Old Style" w:eastAsia="Bookman Old Style" w:hAnsi="Bookman Old Style"/>
-          <w:color w:val="000000"/>
-          <w:sz w:val="24"/>
-          <w:szCs w:val="24"/>
-          <w:rtl w:val="0"/>
-        </w:rPr>
+        <w:t xml:space="preserve">.</w:t>
       </w:r>
     </w:p>
     <w:p>
@@ -823,30 +825,30 @@
       <w:r>
         <w:rPr>
           <w:rFonts w:ascii="Bookman Old Style" w:cs="Bookman Old Style" w:eastAsia="Bookman Old Style" w:hAnsi="Bookman Old Style"/>
+          <w:sz w:val="24"/>
+          <w:szCs w:val="24"/>
+          <w:rtl w:val="0"/>
+        </w:rPr>
+        <w:t>Hasil pekerjaan Pendataan Lapangan Sensus Ekonomi 2026 sebagaimana dimaksud dalam angka 3, berupa dokumen hasil Pendataan Lapangan Sensus Ekonomi 2026, sejumlah ${realisasi_sls} SLS/Sub-SLS dan/atau usaha besar</w:t>
+      </w:r>
+      <w:r>
+        <w:rPr>
+          <w:rFonts w:ascii="Bookman Old Style" w:cs="Bookman Old Style" w:eastAsia="Bookman Old Style" w:hAnsi="Bookman Old Style"/>
+          <w:color w:val="ff0000"/>
+          <w:sz w:val="24"/>
+          <w:szCs w:val="24"/>
+          <w:rtl w:val="0"/>
+        </w:rPr>
+      </w:r>
+      <w:r>
+        <w:rPr>
+          <w:rFonts w:ascii="Bookman Old Style" w:cs="Bookman Old Style" w:eastAsia="Bookman Old Style" w:hAnsi="Bookman Old Style"/>
           <w:color w:val="000000"/>
           <w:sz w:val="24"/>
           <w:szCs w:val="24"/>
           <w:rtl w:val="0"/>
         </w:rPr>
-        <w:t>Hasil pekerjaan Pendataan Lapangan Sensus Ekonomi 2026 sebagaimana dimaksud dalam angka 3, berupa dokumen hasil Pendataan Lapangan Sensus Ekonomi 2026, sejumlah ${realisasi_sls} SLS/Sub-SLS dan/atau usaha besar.</w:t>
-      </w:r>
-      <w:r>
-        <w:rPr>
-          <w:rFonts w:ascii="Bookman Old Style" w:cs="Bookman Old Style" w:eastAsia="Bookman Old Style" w:hAnsi="Bookman Old Style"/>
-          <w:color w:val="ff0000"/>
-          <w:sz w:val="24"/>
-          <w:szCs w:val="24"/>
-          <w:rtl w:val="0"/>
-        </w:rPr>
-      </w:r>
-      <w:r>
-        <w:rPr>
-          <w:rFonts w:ascii="Bookman Old Style" w:cs="Bookman Old Style" w:eastAsia="Bookman Old Style" w:hAnsi="Bookman Old Style"/>
-          <w:color w:val="000000"/>
-          <w:sz w:val="24"/>
-          <w:szCs w:val="24"/>
-          <w:rtl w:val="0"/>
-        </w:rPr>
+        <w:t xml:space="preserve">.</w:t>
       </w:r>
     </w:p>
     <w:p>
@@ -1040,10 +1042,7 @@
                 <w:szCs w:val="24"/>
                 <w:rtl w:val="0"/>
               </w:rPr>
-              <w:t>PIHAK KEDUA,</w:t>
-              <w:br/>
-              <w:br/>
-              <w:t>${nama_petugas}</w:t>
+              <w:t xml:space="preserve">PIHAK KEDUA,</w:t>
             </w:r>
             <w:r>
               <w:rPr>
@@ -1079,11 +1078,11 @@
             <w:r>
               <w:rPr>
                 <w:rFonts w:ascii="Bookman Old Style" w:cs="Bookman Old Style" w:eastAsia="Bookman Old Style" w:hAnsi="Bookman Old Style"/>
-                <w:color w:val="000000"/>
-                <w:sz w:val="24"/>
-                <w:szCs w:val="24"/>
-                <w:rtl w:val="0"/>
-              </w:rPr>
+                <w:sz w:val="24"/>
+                <w:szCs w:val="24"/>
+                <w:rtl w:val="0"/>
+              </w:rPr>
+              <w:t>${nama_petugas}</w:t>
             </w:r>
             <w:r>
               <w:rPr>
@@ -1119,10 +1118,7 @@
                 <w:szCs w:val="24"/>
                 <w:rtl w:val="0"/>
               </w:rPr>
-              <w:t>PIHAK PERTAMA,</w:t>
-              <w:br/>
-              <w:br/>
-              <w:t>${nama_ketua_tim}</w:t>
+              <w:t xml:space="preserve">PIHAK PERTAMA,</w:t>
             </w:r>
             <w:r>
               <w:rPr>
@@ -1158,11 +1154,11 @@
             <w:r>
               <w:rPr>
                 <w:rFonts w:ascii="Bookman Old Style" w:cs="Bookman Old Style" w:eastAsia="Bookman Old Style" w:hAnsi="Bookman Old Style"/>
-                <w:color w:val="000000"/>
-                <w:sz w:val="24"/>
-                <w:szCs w:val="24"/>
-                <w:rtl w:val="0"/>
-              </w:rPr>
+                <w:sz w:val="24"/>
+                <w:szCs w:val="24"/>
+                <w:rtl w:val="0"/>
+              </w:rPr>
+              <w:t>${nama_ketua_tim}</w:t>
             </w:r>
             <w:r>
               <w:rPr>
@@ -1311,7 +1307,6 @@
       <w:r>
         <w:rPr>
           <w:rFonts w:ascii="Bookman Old Style" w:cs="Bookman Old Style" w:eastAsia="Bookman Old Style" w:hAnsi="Bookman Old Style"/>
-          <w:color w:val="000000"/>
           <w:sz w:val="24"/>
           <w:szCs w:val="24"/>
           <w:rtl w:val="0"/>
@@ -1338,12 +1333,11 @@
       <w:r>
         <w:rPr>
           <w:rFonts w:ascii="Bookman Old Style" w:cs="Bookman Old Style" w:eastAsia="Bookman Old Style" w:hAnsi="Bookman Old Style"/>
-          <w:color w:val="000000"/>
-          <w:sz w:val="24"/>
-          <w:szCs w:val="24"/>
-          <w:rtl w:val="0"/>
-        </w:rPr>
-        <w:t>NOMOR: ${nomor}</w:t>
+          <w:sz w:val="24"/>
+          <w:szCs w:val="24"/>
+          <w:rtl w:val="0"/>
+        </w:rPr>
+        <w:t>${nomor}</w:t>
       </w:r>
       <w:r>
         <w:rPr>
@@ -2364,32 +2358,30 @@
             <w:r>
               <w:rPr>
                 <w:rFonts w:ascii="Bookman Old Style" w:cs="Bookman Old Style" w:eastAsia="Bookman Old Style" w:hAnsi="Bookman Old Style"/>
-                <w:i w:val="1"/>
-                <w:iCs w:val="1"/>
+                <w:sz w:val="24"/>
+                <w:szCs w:val="24"/>
+                <w:rtl w:val="0"/>
+              </w:rPr>
+              <w:t>${target_sls}</w:t>
+            </w:r>
+            <w:r>
+              <w:rPr>
+                <w:rFonts w:ascii="Bookman Old Style" w:cs="Bookman Old Style" w:eastAsia="Bookman Old Style" w:hAnsi="Bookman Old Style"/>
                 <w:color w:val="ff0000"/>
                 <w:sz w:val="24"/>
                 <w:szCs w:val="24"/>
-                <w:u w:val="single"/>
-                <w:rtl w:val="0"/>
-              </w:rPr>
-              <w:t xml:space="preserve">${target_sls} SLS/Sub-SLS </w:t>
-            </w:r>
-            <w:r>
-              <w:rPr>
-                <w:rFonts w:ascii="Bookman Old Style" w:cs="Bookman Old Style" w:eastAsia="Bookman Old Style" w:hAnsi="Bookman Old Style"/>
-                <w:color w:val="ff0000"/>
-                <w:sz w:val="24"/>
-                <w:szCs w:val="24"/>
-                <w:rtl w:val="0"/>
-              </w:rPr>
-            </w:r>
-            <w:r>
-              <w:rPr>
-                <w:rFonts w:ascii="Bookman Old Style" w:cs="Bookman Old Style" w:eastAsia="Bookman Old Style" w:hAnsi="Bookman Old Style"/>
-                <w:sz w:val="24"/>
-                <w:szCs w:val="24"/>
-                <w:rtl w:val="0"/>
-              </w:rPr>
+                <w:rtl w:val="0"/>
+              </w:rPr>
+              <w:t xml:space="preserve"> </w:t>
+            </w:r>
+            <w:r>
+              <w:rPr>
+                <w:rFonts w:ascii="Bookman Old Style" w:cs="Bookman Old Style" w:eastAsia="Bookman Old Style" w:hAnsi="Bookman Old Style"/>
+                <w:sz w:val="24"/>
+                <w:szCs w:val="24"/>
+                <w:rtl w:val="0"/>
+              </w:rPr>
+              <w:t xml:space="preserve">SLS/Sub-SLS </w:t>
             </w:r>
           </w:p>
         </w:tc>
@@ -2414,36 +2406,35 @@
                 <w:szCs w:val="24"/>
                 <w:rtl w:val="0"/>
               </w:rPr>
-              <w:t xml:space="preserve">Telah mencapai target pekerjaan sebesar ${realisasi_sls} SLS/Sub-SLS </w:t>
-            </w:r>
-            <w:r>
-              <w:rPr>
-                <w:rFonts w:ascii="Bookman Old Style" w:cs="Bookman Old Style" w:eastAsia="Bookman Old Style" w:hAnsi="Bookman Old Style"/>
-                <w:i w:val="1"/>
-                <w:iCs w:val="1"/>
-                <w:color w:val="ff0000"/>
+              <w:t xml:space="preserve">Telah mencapai target pekerjaan sebesar </w:t>
+            </w:r>
+            <w:r>
+              <w:rPr>
+                <w:rFonts w:ascii="Bookman Old Style" w:cs="Bookman Old Style" w:eastAsia="Bookman Old Style" w:hAnsi="Bookman Old Style"/>
+                <w:sz w:val="24"/>
+                <w:szCs w:val="24"/>
+                <w:rtl w:val="0"/>
+              </w:rPr>
+              <w:t>${realisasi_sls}</w:t>
+            </w:r>
+            <w:r>
+              <w:rPr>
+                <w:rFonts w:ascii="Bookman Old Style" w:cs="Bookman Old Style" w:eastAsia="Bookman Old Style" w:hAnsi="Bookman Old Style"/>
                 <w:sz w:val="24"/>
                 <w:szCs w:val="24"/>
                 <w:u w:val="single"/>
                 <w:rtl w:val="0"/>
               </w:rPr>
-            </w:r>
-            <w:r>
-              <w:rPr>
-                <w:rFonts w:ascii="Bookman Old Style" w:cs="Bookman Old Style" w:eastAsia="Bookman Old Style" w:hAnsi="Bookman Old Style"/>
-                <w:sz w:val="24"/>
-                <w:szCs w:val="24"/>
-                <w:u w:val="single"/>
-                <w:rtl w:val="0"/>
-              </w:rPr>
-            </w:r>
-            <w:r>
-              <w:rPr>
-                <w:rFonts w:ascii="Bookman Old Style" w:cs="Bookman Old Style" w:eastAsia="Bookman Old Style" w:hAnsi="Bookman Old Style"/>
-                <w:sz w:val="24"/>
-                <w:szCs w:val="24"/>
-                <w:rtl w:val="0"/>
-              </w:rPr>
+              <w:t xml:space="preserve"> </w:t>
+            </w:r>
+            <w:r>
+              <w:rPr>
+                <w:rFonts w:ascii="Bookman Old Style" w:cs="Bookman Old Style" w:eastAsia="Bookman Old Style" w:hAnsi="Bookman Old Style"/>
+                <w:sz w:val="24"/>
+                <w:szCs w:val="24"/>
+                <w:rtl w:val="0"/>
+              </w:rPr>
+              <w:t xml:space="preserve">SLS/Sub-SLS </w:t>
             </w:r>
           </w:p>
         </w:tc>
@@ -2470,7 +2461,6 @@
             <w:r>
               <w:rPr>
                 <w:rFonts w:ascii="Bookman Old Style" w:cs="Bookman Old Style" w:eastAsia="Bookman Old Style" w:hAnsi="Bookman Old Style"/>
-                <w:color w:val="000000"/>
                 <w:sz w:val="24"/>
                 <w:szCs w:val="24"/>
                 <w:rtl w:val="0"/>
@@ -2515,9 +2505,6 @@
             <w:r>
               <w:rPr>
                 <w:rFonts w:ascii="Bookman Old Style" w:cs="Bookman Old Style" w:eastAsia="Bookman Old Style" w:hAnsi="Bookman Old Style"/>
-                <w:i w:val="1"/>
-                <w:iCs w:val="1"/>
-                <w:color w:val="000000"/>
                 <w:sz w:val="24"/>
                 <w:szCs w:val="24"/>
                 <w:rtl w:val="0"/>
@@ -2554,7 +2541,6 @@
             <w:r>
               <w:rPr>
                 <w:rFonts w:ascii="Bookman Old Style" w:cs="Bookman Old Style" w:eastAsia="Bookman Old Style" w:hAnsi="Bookman Old Style"/>
-                <w:color w:val="000000"/>
                 <w:sz w:val="24"/>
                 <w:szCs w:val="24"/>
                 <w:rtl w:val="0"/>
@@ -2841,13 +2827,6 @@
               <w:rPr>
                 <w:rtl w:val="0"/>
               </w:rPr>
-              <w:br/>
-              <w:br/>
-              <w:t>PIHAK KEDUA,</w:t>
-              <w:br/>
-              <w:br/>
-              <w:br/>
-              <w:t>${nama_petugas}</w:t>
             </w:r>
           </w:p>
           <w:p>
@@ -2885,6 +2864,7 @@
                 <w:szCs w:val="24"/>
                 <w:rtl w:val="0"/>
               </w:rPr>
+              <w:t xml:space="preserve">PIHAK KEDUA,</w:t>
             </w:r>
           </w:p>
           <w:p>
@@ -2938,6 +2918,7 @@
                 <w:szCs w:val="24"/>
                 <w:rtl w:val="0"/>
               </w:rPr>
+              <w:t>${nama_petugas}</w:t>
             </w:r>
           </w:p>
         </w:tc>
@@ -2965,13 +2946,6 @@
               <w:rPr>
                 <w:rtl w:val="0"/>
               </w:rPr>
-              <w:br/>
-              <w:br/>
-              <w:t>PIHAK PERTAMA,</w:t>
-              <w:br/>
-              <w:br/>
-              <w:br/>
-              <w:t>${nama_ketua_tim}</w:t>
             </w:r>
           </w:p>
           <w:p>
@@ -3009,6 +2983,7 @@
                 <w:szCs w:val="24"/>
                 <w:rtl w:val="0"/>
               </w:rPr>
+              <w:t xml:space="preserve">PIHAK PERTAMA,</w:t>
             </w:r>
           </w:p>
           <w:p>
@@ -3062,6 +3037,7 @@
                 <w:szCs w:val="24"/>
                 <w:rtl w:val="0"/>
               </w:rPr>
+              <w:t>${nama_ketua_tim}</w:t>
             </w:r>
           </w:p>
         </w:tc>
@@ -4453,7 +4429,6 @@
             <w:r>
               <w:rPr>
                 <w:rFonts w:ascii="Bookman Old Style" w:cs="Bookman Old Style" w:eastAsia="Bookman Old Style" w:hAnsi="Bookman Old Style"/>
-                <w:color w:val="000000"/>
                 <w:sz w:val="24"/>
                 <w:szCs w:val="24"/>
                 <w:rtl w:val="0"/>
@@ -4506,7 +4481,6 @@
             <w:r>
               <w:rPr>
                 <w:rFonts w:ascii="Bookman Old Style" w:cs="Bookman Old Style" w:eastAsia="Bookman Old Style" w:hAnsi="Bookman Old Style"/>
-                <w:color w:val="000000"/>
                 <w:sz w:val="24"/>
                 <w:szCs w:val="24"/>
                 <w:rtl w:val="0"/>
@@ -4804,9 +4778,6 @@
             <w:r>
               <w:rPr>
                 <w:rFonts w:ascii="Bookman Old Style" w:cs="Bookman Old Style" w:eastAsia="Bookman Old Style" w:hAnsi="Bookman Old Style"/>
-                <w:i w:val="1"/>
-                <w:iCs w:val="1"/>
-                <w:color w:val="000000"/>
                 <w:sz w:val="24"/>
                 <w:szCs w:val="24"/>
                 <w:rtl w:val="0"/>
@@ -4843,7 +4814,6 @@
             <w:r>
               <w:rPr>
                 <w:rFonts w:ascii="Bookman Old Style" w:cs="Bookman Old Style" w:eastAsia="Bookman Old Style" w:hAnsi="Bookman Old Style"/>
-                <w:color w:val="000000"/>
                 <w:sz w:val="24"/>
                 <w:szCs w:val="24"/>
                 <w:rtl w:val="0"/>
